--- a/VaaniShield_Academic_Project_Report.docx
+++ b/VaaniShield_Academic_Project_Report.docx
@@ -62,7 +62,7 @@
     </w:p>
     <w:p>
       <w:pPr>
-        <w:spacing w:before="360" w:after="480"/>
+        <w:spacing w:before="280" w:after="400"/>
         <w:jc w:val="center"/>
       </w:pPr>
       <w:r>
@@ -73,16 +73,46 @@
         </w:rPr>
         <w:t>Submitted by:</w:t>
         <w:br/>
+        <w:br/>
       </w:r>
       <w:r>
         <w:rPr>
           <w:rFonts w:ascii="Times New Roman" w:hAnsi="Times New Roman"/>
           <w:b/>
           <w:color w:val="0F172A"/>
-          <w:sz w:val="30"/>
+          <w:sz w:val="26"/>
         </w:rPr>
-        <w:t>DHRUV GOURISARIA</w:t>
+        <w:t>Dhruv Gourisaria - 245890486</w:t>
         <w:br/>
+      </w:r>
+      <w:r>
+        <w:rPr>
+          <w:rFonts w:ascii="Times New Roman" w:hAnsi="Times New Roman"/>
+          <w:b/>
+          <w:color w:val="0F172A"/>
+          <w:sz w:val="26"/>
+        </w:rPr>
+        <w:t>Jessica Mariam Mathews - 245890380</w:t>
+        <w:br/>
+      </w:r>
+      <w:r>
+        <w:rPr>
+          <w:rFonts w:ascii="Times New Roman" w:hAnsi="Times New Roman"/>
+          <w:b/>
+          <w:color w:val="0F172A"/>
+          <w:sz w:val="26"/>
+        </w:rPr>
+        <w:t>Samarth Bangwal - 245890410</w:t>
+        <w:br/>
+      </w:r>
+      <w:r>
+        <w:rPr>
+          <w:rFonts w:ascii="Times New Roman" w:hAnsi="Times New Roman"/>
+          <w:b/>
+          <w:color w:val="0F172A"/>
+          <w:sz w:val="26"/>
+        </w:rPr>
+        <w:t>Aadi Harnad Bhat - 245890054</w:t>
       </w:r>
     </w:p>
     <w:p>
